--- a/ndb-pain-regional-variation-japan/output/ejp/EJP_manuscript_EN.docx
+++ b/ndb-pain-regional-variation-japan/output/ejp/EJP_manuscript_EN.docx
@@ -1354,7 +1354,7 @@
     </w:p>
     <w:p>
       <w:r>
-        <w:t>Neuropathic pain prescribing showed strong correlations with confounder proxies. Diabetes drug prescribing was the strongest (r = 0.87, P &lt; 0.001), followed by anxiolytics (r = 0.75), antidepressants (r = 0.46), and herpes antivirals (r = 0.19). These collectively explained 80.4% of variance (R² = 0.814 in Model 2; Fig. 2).</w:t>
+        <w:t>Neuropathic pain prescribing showed strong correlations with confounder proxies. Diabetes drug prescribing was the strongest (r = 0.87, P &lt; 0.001), followed by anxiolytics (r = 0.75), antidepressants (r = 0.46), and herpes antivirals (r = 0.19). These collectively explained 81.4% of variance (R² = 0.814 in Model 2; Fig. 2).</w:t>
       </w:r>
     </w:p>
     <w:p>
@@ -2096,7 +2096,7 @@
     </w:p>
     <w:p>
       <w:r>
-        <w:t>Acute perioperative prescribing correlated positively with unadjusted neuropathic pain prescribing (r = 0.38, P = 0.008; Fig. 5a). After confounder adjustment, this was attenuated (r = 0.29, P = 0.052; Fig. 5b). In Model 5, acute pain index remained a significant predictor (β = 1.90, P = 0.044), while the Tohoku effect remained nonsignificant (β = 31.5, P = 0.149). A comprehensive Z-score heatmap confirmed the heterogeneous multi-variable pattern (Supplementary Fig. 1). After adjustment, the Tohoku effect was attenuated by 62% and became nonsignificant (Table 3).</w:t>
+        <w:t>Acute perioperative prescribing correlated positively with unadjusted neuropathic pain prescribing (r = 0.38, P = 0.008; Fig. 5a). After confounder adjustment, this was attenuated (r = 0.29, P = 0.052; Fig. 5b). In Model 5, acute pain index remained a significant predictor (β = 1.90, P = 0.044), while the Tohoku effect remained nonsignificant (β = 31.5, P = 0.149). A comprehensive Z-score heatmap confirmed the heterogeneous multi-variable pattern (Supplementary Fig. 1). After adjustment, the Tohoku effect was attenuated by 84% and became nonsignificant (Table 3).</w:t>
       </w:r>
     </w:p>
     <w:p>
@@ -2476,7 +2476,7 @@
           <w:i/>
           <w:sz w:val="16"/>
         </w:rPr>
-        <w:t>Confounders: oral hypoglycemic agents (diabetes proxy), herpes zoster antivirals, antidepressants (excluding duloxetine), and anxiolytics. Adjustment reduced the Tohoku effect by 62% and rendered it nonsignificant.</w:t>
+        <w:t>Confounders: oral hypoglycemic agents (diabetes proxy), herpes zoster antivirals, antidepressants (excluding duloxetine), and anxiolytics. Adjustment reduced the Tohoku effect by 84% and rendered it nonsignificant.</w:t>
       </w:r>
     </w:p>
     <w:p/>
@@ -2577,7 +2577,7 @@
     </w:p>
     <w:p>
       <w:r>
-        <w:t>The most methodologically important finding is that the dramatic regional variation in neuropathic pain prescribing (unadjusted d = 2.81 for Tohoku vs rest) was largely explained by confounding disease proxies. Diabetes drug prescribing alone correlated at r = 0.87 with neuropathic pain prescribing, reflecting the known high prevalence of diabetic neuropathy requiring gabapentinoids. After adjustment, the Tohoku effect was attenuated by 62% and became nonsignificant (Table 3). This has important implications for ecological pain research: studies using neuropathic pain drug prescribing as a population-level CPSP proxy must account for confounding diseases. Without such adjustment, regional differences in diabetes prevalence could be misinterpreted as differences in CPSP. The within-database confounder adjustment demonstrated here—using disease-specific drug proxies from the same data source—provides a replicable framework.</w:t>
+        <w:t>The most methodologically important finding is that the dramatic regional variation in neuropathic pain prescribing (unadjusted d = 2.81 for Tohoku vs rest) was largely explained by confounding disease proxies. Diabetes drug prescribing alone correlated at r = 0.87 with neuropathic pain prescribing, reflecting the known high prevalence of diabetic neuropathy requiring gabapentinoids. After adjustment, the Tohoku effect was attenuated by 84% and became nonsignificant (Table 3). This has important implications for ecological pain research: studies using neuropathic pain drug prescribing as a population-level CPSP proxy must account for confounding diseases. Without such adjustment, regional differences in diabetes prevalence could be misinterpreted as differences in CPSP. The within-database confounder adjustment demonstrated here—using disease-specific drug proxies from the same data source—provides a replicable framework.</w:t>
       </w:r>
     </w:p>
     <w:p>

--- a/ndb-pain-regional-variation-japan/output/ejp/EJP_manuscript_EN.docx
+++ b/ndb-pain-regional-variation-japan/output/ejp/EJP_manuscript_EN.docx
@@ -11,11 +11,7 @@
           <w:b/>
           <w:sz w:val="28"/>
         </w:rPr>
-        <w:t>“Japanese Patient”? — A Patient.</w:t>
-        <w:br/>
-        <w:t>Regional Heterogeneity in Pain-Related Prescribing Across Japan’s 47 Prefectures</w:t>
-        <w:br/>
-        <w:t>Challenges the Stereotype of a Stoic Monolith</w:t>
+        <w:t>Regional Heterogeneity in Pain-Related Prescribing Across Japan’s 47 Prefectures Challenges a Stoic Monolithic Patient Stereotype: an ecological study</w:t>
       </w:r>
     </w:p>
     <w:p/>
@@ -181,7 +177,7 @@
         <w:t xml:space="preserve">Significance: </w:t>
       </w:r>
       <w:r>
-        <w:t>This study provides the first population-level evidence of nearly twofold regional variation in pain-related prescribing within Japan, directly challenging the widespread clinical assumption that Japanese patients constitute a monolithic "stoic" population. This finding is clinically important for any setting where Japanese patients are treated, as cultural stereotyping may lead to systematic under-treatment of pain.</w:t>
+        <w:t>This is the first nationwide study to quantify within-country variation in pain-related prescribing across all 47 Japanese prefectures, using claims data covering the entire population. By demonstrating nearly twofold variation within a single nation commonly characterized as uniformly stoic, this work provides empirical evidence that cultural generalizations about pain tolerance are unreliable at the population level. These findings urge clinicians worldwide to abandon ethnic stereotyping when assessing and treating pain in Japanese and other East Asian patients.</w:t>
       </w:r>
     </w:p>
     <w:p>
@@ -463,803 +459,6 @@
         <w:t>During April 2023–March 2024, the NDB recorded 7,903,515 inpatient surgical procedures and 274,579,851 analgesic prescription units across 47 prefectures. The national mean analgesic-per-surgery index was 35.78 (SD 5.56), ranging from 25.20 (Gifu) to 49.75 (Kagoshima)—a 1.97-fold difference (Kruskal–Wallis P &lt; 0.001 across nine regions; Table 1).</w:t>
       </w:r>
     </w:p>
-    <w:p/>
-    <w:p>
-      <w:r>
-        <w:rPr>
-          <w:b/>
-          <w:sz w:val="20"/>
-        </w:rPr>
-        <w:t xml:space="preserve">Table 1. </w:t>
-      </w:r>
-      <w:r>
-        <w:rPr>
-          <w:sz w:val="20"/>
-        </w:rPr>
-        <w:t>Phase 1: Regional summary of inpatient analgesic prescribing per surgery across nine regional blocks.</w:t>
-      </w:r>
-    </w:p>
-    <w:tbl>
-      <w:tblPr>
-        <w:tblW w:type="auto" w:w="0"/>
-        <w:tblLook w:firstColumn="1" w:firstRow="1" w:lastColumn="0" w:lastRow="0" w:noHBand="0" w:noVBand="1" w:val="04A0"/>
-        <w:tblBorders>
-          <w:top w:val="single" w:sz="4" w:space="0" w:color="000000"/>
-          <w:left w:val="single" w:sz="4" w:space="0" w:color="000000"/>
-          <w:bottom w:val="single" w:sz="4" w:space="0" w:color="000000"/>
-          <w:right w:val="single" w:sz="4" w:space="0" w:color="000000"/>
-          <w:insideH w:val="single" w:sz="4" w:space="0" w:color="000000"/>
-          <w:insideV w:val="single" w:sz="4" w:space="0" w:color="000000"/>
-        </w:tblBorders>
-      </w:tblPr>
-      <w:tblGrid>
-        <w:gridCol w:w="1701"/>
-        <w:gridCol w:w="1701"/>
-        <w:gridCol w:w="1701"/>
-        <w:gridCol w:w="1701"/>
-        <w:gridCol w:w="1701"/>
-      </w:tblGrid>
-      <w:tr>
-        <w:tc>
-          <w:tcPr>
-            <w:tcW w:type="dxa" w:w="1701"/>
-          </w:tcPr>
-          <w:p>
-            <w:r>
-              <w:rPr>
-                <w:b/>
-                <w:sz w:val="18"/>
-              </w:rPr>
-              <w:t>Region</w:t>
-            </w:r>
-          </w:p>
-        </w:tc>
-        <w:tc>
-          <w:tcPr>
-            <w:tcW w:type="dxa" w:w="1701"/>
-          </w:tcPr>
-          <w:p>
-            <w:r>
-              <w:rPr>
-                <w:b/>
-                <w:sz w:val="18"/>
-              </w:rPr>
-              <w:t>N prefectures</w:t>
-            </w:r>
-          </w:p>
-        </w:tc>
-        <w:tc>
-          <w:tcPr>
-            <w:tcW w:type="dxa" w:w="1701"/>
-          </w:tcPr>
-          <w:p>
-            <w:r>
-              <w:rPr>
-                <w:b/>
-                <w:sz w:val="18"/>
-              </w:rPr>
-              <w:t>Mean</w:t>
-            </w:r>
-          </w:p>
-        </w:tc>
-        <w:tc>
-          <w:tcPr>
-            <w:tcW w:type="dxa" w:w="1701"/>
-          </w:tcPr>
-          <w:p>
-            <w:r>
-              <w:rPr>
-                <w:b/>
-                <w:sz w:val="18"/>
-              </w:rPr>
-              <w:t>SD</w:t>
-            </w:r>
-          </w:p>
-        </w:tc>
-        <w:tc>
-          <w:tcPr>
-            <w:tcW w:type="dxa" w:w="1701"/>
-          </w:tcPr>
-          <w:p>
-            <w:r>
-              <w:rPr>
-                <w:b/>
-                <w:sz w:val="18"/>
-              </w:rPr>
-              <w:t>Range</w:t>
-            </w:r>
-          </w:p>
-        </w:tc>
-      </w:tr>
-      <w:tr>
-        <w:tc>
-          <w:tcPr>
-            <w:tcW w:type="dxa" w:w="1701"/>
-          </w:tcPr>
-          <w:p>
-            <w:r>
-              <w:rPr>
-                <w:sz w:val="18"/>
-              </w:rPr>
-              <w:t>Hokkaido</w:t>
-            </w:r>
-          </w:p>
-        </w:tc>
-        <w:tc>
-          <w:tcPr>
-            <w:tcW w:type="dxa" w:w="1701"/>
-          </w:tcPr>
-          <w:p>
-            <w:r>
-              <w:rPr>
-                <w:sz w:val="18"/>
-              </w:rPr>
-              <w:t>1</w:t>
-            </w:r>
-          </w:p>
-        </w:tc>
-        <w:tc>
-          <w:tcPr>
-            <w:tcW w:type="dxa" w:w="1701"/>
-          </w:tcPr>
-          <w:p>
-            <w:r>
-              <w:rPr>
-                <w:sz w:val="18"/>
-              </w:rPr>
-              <w:t>46.12</w:t>
-            </w:r>
-          </w:p>
-        </w:tc>
-        <w:tc>
-          <w:tcPr>
-            <w:tcW w:type="dxa" w:w="1701"/>
-          </w:tcPr>
-          <w:p>
-            <w:r>
-              <w:rPr>
-                <w:sz w:val="18"/>
-              </w:rPr>
-              <w:t>0.00</w:t>
-            </w:r>
-          </w:p>
-        </w:tc>
-        <w:tc>
-          <w:tcPr>
-            <w:tcW w:type="dxa" w:w="1701"/>
-          </w:tcPr>
-          <w:p>
-            <w:r>
-              <w:rPr>
-                <w:sz w:val="18"/>
-              </w:rPr>
-              <w:t>46.12–46.12</w:t>
-            </w:r>
-          </w:p>
-        </w:tc>
-      </w:tr>
-      <w:tr>
-        <w:tc>
-          <w:tcPr>
-            <w:tcW w:type="dxa" w:w="1701"/>
-          </w:tcPr>
-          <w:p>
-            <w:r>
-              <w:rPr>
-                <w:sz w:val="18"/>
-              </w:rPr>
-              <w:t>Tohoku</w:t>
-            </w:r>
-          </w:p>
-        </w:tc>
-        <w:tc>
-          <w:tcPr>
-            <w:tcW w:type="dxa" w:w="1701"/>
-          </w:tcPr>
-          <w:p>
-            <w:r>
-              <w:rPr>
-                <w:sz w:val="18"/>
-              </w:rPr>
-              <w:t>6</w:t>
-            </w:r>
-          </w:p>
-        </w:tc>
-        <w:tc>
-          <w:tcPr>
-            <w:tcW w:type="dxa" w:w="1701"/>
-          </w:tcPr>
-          <w:p>
-            <w:r>
-              <w:rPr>
-                <w:sz w:val="18"/>
-              </w:rPr>
-              <w:t>39.97</w:t>
-            </w:r>
-          </w:p>
-        </w:tc>
-        <w:tc>
-          <w:tcPr>
-            <w:tcW w:type="dxa" w:w="1701"/>
-          </w:tcPr>
-          <w:p>
-            <w:r>
-              <w:rPr>
-                <w:sz w:val="18"/>
-              </w:rPr>
-              <w:t>3.22</w:t>
-            </w:r>
-          </w:p>
-        </w:tc>
-        <w:tc>
-          <w:tcPr>
-            <w:tcW w:type="dxa" w:w="1701"/>
-          </w:tcPr>
-          <w:p>
-            <w:r>
-              <w:rPr>
-                <w:sz w:val="18"/>
-              </w:rPr>
-              <w:t>35.18–44.51</w:t>
-            </w:r>
-          </w:p>
-        </w:tc>
-      </w:tr>
-      <w:tr>
-        <w:tc>
-          <w:tcPr>
-            <w:tcW w:type="dxa" w:w="1701"/>
-          </w:tcPr>
-          <w:p>
-            <w:r>
-              <w:rPr>
-                <w:sz w:val="18"/>
-              </w:rPr>
-              <w:t>Kanto</w:t>
-            </w:r>
-          </w:p>
-        </w:tc>
-        <w:tc>
-          <w:tcPr>
-            <w:tcW w:type="dxa" w:w="1701"/>
-          </w:tcPr>
-          <w:p>
-            <w:r>
-              <w:rPr>
-                <w:sz w:val="18"/>
-              </w:rPr>
-              <w:t>7</w:t>
-            </w:r>
-          </w:p>
-        </w:tc>
-        <w:tc>
-          <w:tcPr>
-            <w:tcW w:type="dxa" w:w="1701"/>
-          </w:tcPr>
-          <w:p>
-            <w:r>
-              <w:rPr>
-                <w:sz w:val="18"/>
-              </w:rPr>
-              <w:t>33.00</w:t>
-            </w:r>
-          </w:p>
-        </w:tc>
-        <w:tc>
-          <w:tcPr>
-            <w:tcW w:type="dxa" w:w="1701"/>
-          </w:tcPr>
-          <w:p>
-            <w:r>
-              <w:rPr>
-                <w:sz w:val="18"/>
-              </w:rPr>
-              <w:t>1.93</w:t>
-            </w:r>
-          </w:p>
-        </w:tc>
-        <w:tc>
-          <w:tcPr>
-            <w:tcW w:type="dxa" w:w="1701"/>
-          </w:tcPr>
-          <w:p>
-            <w:r>
-              <w:rPr>
-                <w:sz w:val="18"/>
-              </w:rPr>
-              <w:t>29.82–35.36</w:t>
-            </w:r>
-          </w:p>
-        </w:tc>
-      </w:tr>
-      <w:tr>
-        <w:tc>
-          <w:tcPr>
-            <w:tcW w:type="dxa" w:w="1701"/>
-          </w:tcPr>
-          <w:p>
-            <w:r>
-              <w:rPr>
-                <w:sz w:val="18"/>
-              </w:rPr>
-              <w:t>Hokuriku-Koshinetsu</w:t>
-            </w:r>
-          </w:p>
-        </w:tc>
-        <w:tc>
-          <w:tcPr>
-            <w:tcW w:type="dxa" w:w="1701"/>
-          </w:tcPr>
-          <w:p>
-            <w:r>
-              <w:rPr>
-                <w:sz w:val="18"/>
-              </w:rPr>
-              <w:t>6</w:t>
-            </w:r>
-          </w:p>
-        </w:tc>
-        <w:tc>
-          <w:tcPr>
-            <w:tcW w:type="dxa" w:w="1701"/>
-          </w:tcPr>
-          <w:p>
-            <w:r>
-              <w:rPr>
-                <w:sz w:val="18"/>
-              </w:rPr>
-              <w:t>35.38</w:t>
-            </w:r>
-          </w:p>
-        </w:tc>
-        <w:tc>
-          <w:tcPr>
-            <w:tcW w:type="dxa" w:w="1701"/>
-          </w:tcPr>
-          <w:p>
-            <w:r>
-              <w:rPr>
-                <w:sz w:val="18"/>
-              </w:rPr>
-              <w:t>3.23</w:t>
-            </w:r>
-          </w:p>
-        </w:tc>
-        <w:tc>
-          <w:tcPr>
-            <w:tcW w:type="dxa" w:w="1701"/>
-          </w:tcPr>
-          <w:p>
-            <w:r>
-              <w:rPr>
-                <w:sz w:val="18"/>
-              </w:rPr>
-              <w:t>31.17–40.04</w:t>
-            </w:r>
-          </w:p>
-        </w:tc>
-      </w:tr>
-      <w:tr>
-        <w:tc>
-          <w:tcPr>
-            <w:tcW w:type="dxa" w:w="1701"/>
-          </w:tcPr>
-          <w:p>
-            <w:r>
-              <w:rPr>
-                <w:sz w:val="18"/>
-              </w:rPr>
-              <w:t>Tokai</w:t>
-            </w:r>
-          </w:p>
-        </w:tc>
-        <w:tc>
-          <w:tcPr>
-            <w:tcW w:type="dxa" w:w="1701"/>
-          </w:tcPr>
-          <w:p>
-            <w:r>
-              <w:rPr>
-                <w:sz w:val="18"/>
-              </w:rPr>
-              <w:t>4</w:t>
-            </w:r>
-          </w:p>
-        </w:tc>
-        <w:tc>
-          <w:tcPr>
-            <w:tcW w:type="dxa" w:w="1701"/>
-          </w:tcPr>
-          <w:p>
-            <w:r>
-              <w:rPr>
-                <w:sz w:val="18"/>
-              </w:rPr>
-              <w:t>27.62</w:t>
-            </w:r>
-          </w:p>
-        </w:tc>
-        <w:tc>
-          <w:tcPr>
-            <w:tcW w:type="dxa" w:w="1701"/>
-          </w:tcPr>
-          <w:p>
-            <w:r>
-              <w:rPr>
-                <w:sz w:val="18"/>
-              </w:rPr>
-              <w:t>1.89</w:t>
-            </w:r>
-          </w:p>
-        </w:tc>
-        <w:tc>
-          <w:tcPr>
-            <w:tcW w:type="dxa" w:w="1701"/>
-          </w:tcPr>
-          <w:p>
-            <w:r>
-              <w:rPr>
-                <w:sz w:val="18"/>
-              </w:rPr>
-              <w:t>25.20–30.07</w:t>
-            </w:r>
-          </w:p>
-        </w:tc>
-      </w:tr>
-      <w:tr>
-        <w:tc>
-          <w:tcPr>
-            <w:tcW w:type="dxa" w:w="1701"/>
-          </w:tcPr>
-          <w:p>
-            <w:r>
-              <w:rPr>
-                <w:sz w:val="18"/>
-              </w:rPr>
-              <w:t>Kinki</w:t>
-            </w:r>
-          </w:p>
-        </w:tc>
-        <w:tc>
-          <w:tcPr>
-            <w:tcW w:type="dxa" w:w="1701"/>
-          </w:tcPr>
-          <w:p>
-            <w:r>
-              <w:rPr>
-                <w:sz w:val="18"/>
-              </w:rPr>
-              <w:t>6</w:t>
-            </w:r>
-          </w:p>
-        </w:tc>
-        <w:tc>
-          <w:tcPr>
-            <w:tcW w:type="dxa" w:w="1701"/>
-          </w:tcPr>
-          <w:p>
-            <w:r>
-              <w:rPr>
-                <w:sz w:val="18"/>
-              </w:rPr>
-              <w:t>30.02</w:t>
-            </w:r>
-          </w:p>
-        </w:tc>
-        <w:tc>
-          <w:tcPr>
-            <w:tcW w:type="dxa" w:w="1701"/>
-          </w:tcPr>
-          <w:p>
-            <w:r>
-              <w:rPr>
-                <w:sz w:val="18"/>
-              </w:rPr>
-              <w:t>1.86</w:t>
-            </w:r>
-          </w:p>
-        </w:tc>
-        <w:tc>
-          <w:tcPr>
-            <w:tcW w:type="dxa" w:w="1701"/>
-          </w:tcPr>
-          <w:p>
-            <w:r>
-              <w:rPr>
-                <w:sz w:val="18"/>
-              </w:rPr>
-              <w:t>27.92–32.78</w:t>
-            </w:r>
-          </w:p>
-        </w:tc>
-      </w:tr>
-      <w:tr>
-        <w:tc>
-          <w:tcPr>
-            <w:tcW w:type="dxa" w:w="1701"/>
-          </w:tcPr>
-          <w:p>
-            <w:r>
-              <w:rPr>
-                <w:sz w:val="18"/>
-              </w:rPr>
-              <w:t>Chugoku</w:t>
-            </w:r>
-          </w:p>
-        </w:tc>
-        <w:tc>
-          <w:tcPr>
-            <w:tcW w:type="dxa" w:w="1701"/>
-          </w:tcPr>
-          <w:p>
-            <w:r>
-              <w:rPr>
-                <w:sz w:val="18"/>
-              </w:rPr>
-              <w:t>5</w:t>
-            </w:r>
-          </w:p>
-        </w:tc>
-        <w:tc>
-          <w:tcPr>
-            <w:tcW w:type="dxa" w:w="1701"/>
-          </w:tcPr>
-          <w:p>
-            <w:r>
-              <w:rPr>
-                <w:sz w:val="18"/>
-              </w:rPr>
-              <w:t>35.73</w:t>
-            </w:r>
-          </w:p>
-        </w:tc>
-        <w:tc>
-          <w:tcPr>
-            <w:tcW w:type="dxa" w:w="1701"/>
-          </w:tcPr>
-          <w:p>
-            <w:r>
-              <w:rPr>
-                <w:sz w:val="18"/>
-              </w:rPr>
-              <w:t>3.74</w:t>
-            </w:r>
-          </w:p>
-        </w:tc>
-        <w:tc>
-          <w:tcPr>
-            <w:tcW w:type="dxa" w:w="1701"/>
-          </w:tcPr>
-          <w:p>
-            <w:r>
-              <w:rPr>
-                <w:sz w:val="18"/>
-              </w:rPr>
-              <w:t>30.99–40.19</w:t>
-            </w:r>
-          </w:p>
-        </w:tc>
-      </w:tr>
-      <w:tr>
-        <w:tc>
-          <w:tcPr>
-            <w:tcW w:type="dxa" w:w="1701"/>
-          </w:tcPr>
-          <w:p>
-            <w:r>
-              <w:rPr>
-                <w:sz w:val="18"/>
-              </w:rPr>
-              <w:t>Shikoku</w:t>
-            </w:r>
-          </w:p>
-        </w:tc>
-        <w:tc>
-          <w:tcPr>
-            <w:tcW w:type="dxa" w:w="1701"/>
-          </w:tcPr>
-          <w:p>
-            <w:r>
-              <w:rPr>
-                <w:sz w:val="18"/>
-              </w:rPr>
-              <w:t>4</w:t>
-            </w:r>
-          </w:p>
-        </w:tc>
-        <w:tc>
-          <w:tcPr>
-            <w:tcW w:type="dxa" w:w="1701"/>
-          </w:tcPr>
-          <w:p>
-            <w:r>
-              <w:rPr>
-                <w:sz w:val="18"/>
-              </w:rPr>
-              <w:t>36.33</w:t>
-            </w:r>
-          </w:p>
-        </w:tc>
-        <w:tc>
-          <w:tcPr>
-            <w:tcW w:type="dxa" w:w="1701"/>
-          </w:tcPr>
-          <w:p>
-            <w:r>
-              <w:rPr>
-                <w:sz w:val="18"/>
-              </w:rPr>
-              <w:t>2.83</w:t>
-            </w:r>
-          </w:p>
-        </w:tc>
-        <w:tc>
-          <w:tcPr>
-            <w:tcW w:type="dxa" w:w="1701"/>
-          </w:tcPr>
-          <w:p>
-            <w:r>
-              <w:rPr>
-                <w:sz w:val="18"/>
-              </w:rPr>
-              <w:t>33.49–41.02</w:t>
-            </w:r>
-          </w:p>
-        </w:tc>
-      </w:tr>
-      <w:tr>
-        <w:tc>
-          <w:tcPr>
-            <w:tcW w:type="dxa" w:w="1701"/>
-          </w:tcPr>
-          <w:p>
-            <w:r>
-              <w:rPr>
-                <w:sz w:val="18"/>
-              </w:rPr>
-              <w:t>Kyushu-Okinawa</w:t>
-            </w:r>
-          </w:p>
-        </w:tc>
-        <w:tc>
-          <w:tcPr>
-            <w:tcW w:type="dxa" w:w="1701"/>
-          </w:tcPr>
-          <w:p>
-            <w:r>
-              <w:rPr>
-                <w:sz w:val="18"/>
-              </w:rPr>
-              <w:t>8</w:t>
-            </w:r>
-          </w:p>
-        </w:tc>
-        <w:tc>
-          <w:tcPr>
-            <w:tcW w:type="dxa" w:w="1701"/>
-          </w:tcPr>
-          <w:p>
-            <w:r>
-              <w:rPr>
-                <w:sz w:val="18"/>
-              </w:rPr>
-              <w:t>42.26</w:t>
-            </w:r>
-          </w:p>
-        </w:tc>
-        <w:tc>
-          <w:tcPr>
-            <w:tcW w:type="dxa" w:w="1701"/>
-          </w:tcPr>
-          <w:p>
-            <w:r>
-              <w:rPr>
-                <w:sz w:val="18"/>
-              </w:rPr>
-              <w:t>4.05</w:t>
-            </w:r>
-          </w:p>
-        </w:tc>
-        <w:tc>
-          <w:tcPr>
-            <w:tcW w:type="dxa" w:w="1701"/>
-          </w:tcPr>
-          <w:p>
-            <w:r>
-              <w:rPr>
-                <w:sz w:val="18"/>
-              </w:rPr>
-              <w:t>35.81–49.75</w:t>
-            </w:r>
-          </w:p>
-        </w:tc>
-      </w:tr>
-      <w:tr>
-        <w:tc>
-          <w:tcPr>
-            <w:tcW w:type="dxa" w:w="1701"/>
-          </w:tcPr>
-          <w:p>
-            <w:r>
-              <w:rPr>
-                <w:b/>
-                <w:sz w:val="18"/>
-              </w:rPr>
-              <w:t>National</w:t>
-            </w:r>
-          </w:p>
-        </w:tc>
-        <w:tc>
-          <w:tcPr>
-            <w:tcW w:type="dxa" w:w="1701"/>
-          </w:tcPr>
-          <w:p>
-            <w:r>
-              <w:rPr>
-                <w:b/>
-                <w:sz w:val="18"/>
-              </w:rPr>
-              <w:t>47</w:t>
-            </w:r>
-          </w:p>
-        </w:tc>
-        <w:tc>
-          <w:tcPr>
-            <w:tcW w:type="dxa" w:w="1701"/>
-          </w:tcPr>
-          <w:p>
-            <w:r>
-              <w:rPr>
-                <w:b/>
-                <w:sz w:val="18"/>
-              </w:rPr>
-              <w:t>35.78</w:t>
-            </w:r>
-          </w:p>
-        </w:tc>
-        <w:tc>
-          <w:tcPr>
-            <w:tcW w:type="dxa" w:w="1701"/>
-          </w:tcPr>
-          <w:p>
-            <w:r>
-              <w:rPr>
-                <w:b/>
-                <w:sz w:val="18"/>
-              </w:rPr>
-              <w:t>5.63</w:t>
-            </w:r>
-          </w:p>
-        </w:tc>
-        <w:tc>
-          <w:tcPr>
-            <w:tcW w:type="dxa" w:w="1701"/>
-          </w:tcPr>
-          <w:p>
-            <w:r>
-              <w:rPr>
-                <w:b/>
-                <w:sz w:val="18"/>
-              </w:rPr>
-              <w:t>25.20–49.75</w:t>
-            </w:r>
-          </w:p>
-        </w:tc>
-      </w:tr>
-    </w:tbl>
-    <w:p>
-      <w:pPr>
-        <w:spacing w:before="80"/>
-      </w:pPr>
-      <w:r>
-        <w:rPr>
-          <w:i/>
-          <w:sz w:val="16"/>
-        </w:rPr>
-        <w:t>Values represent the analgesic-per-surgery index: total inpatient analgesic prescription units divided by total inpatient surgical procedure count for each prefecture. Kruskal–Wallis test across nine regions: P &lt; 0.001.</w:t>
-      </w:r>
-    </w:p>
-    <w:p/>
     <w:p>
       <w:r>
         <w:t>Substantial regional clustering was observed. Tokai and Kinki (western Japan) had the lowest indices, while Kyushu-Okinawa and Hokkaido had the highest. Tohoku, culturally perceived as Japan’s most stoic region, ranked seventh of nine with a mean index of 39.97 (SD 3.53), significantly above the non-Tohoku mean of 35.17 (Mann–Whitney U = 190, P = 0.031; Cohen’s d = 0.87). All six Tohoku prefectures ranked in the upper half nationally. This pattern was consistent across drug classes: NSAIDs (P = 0.044), opioid alkaloids (P = 0.003), and synthetic opioids (P = 0.001).</w:t>
@@ -1284,64 +483,6 @@
     </w:p>
     <w:p>
       <w:pPr>
-        <w:jc w:val="center"/>
-      </w:pPr>
-      <w:r>
-        <w:drawing>
-          <wp:inline xmlns:a="http://schemas.openxmlformats.org/drawingml/2006/main" xmlns:pic="http://schemas.openxmlformats.org/drawingml/2006/picture">
-            <wp:extent cx="5029200" cy="2180374"/>
-            <wp:docPr id="1" name="Picture 1"/>
-            <wp:cNvGraphicFramePr>
-              <a:graphicFrameLocks noChangeAspect="1"/>
-            </wp:cNvGraphicFramePr>
-            <a:graphic>
-              <a:graphicData uri="http://schemas.openxmlformats.org/drawingml/2006/picture">
-                <pic:pic>
-                  <pic:nvPicPr>
-                    <pic:cNvPr id="0" name="fig1_neuropathic_unadjusted_en.png"/>
-                    <pic:cNvPicPr/>
-                  </pic:nvPicPr>
-                  <pic:blipFill>
-                    <a:blip r:embed="rId10"/>
-                    <a:stretch>
-                      <a:fillRect/>
-                    </a:stretch>
-                  </pic:blipFill>
-                  <pic:spPr>
-                    <a:xfrm>
-                      <a:off x="0" y="0"/>
-                      <a:ext cx="5029200" cy="2180374"/>
-                    </a:xfrm>
-                    <a:prstGeom prst="rect"/>
-                  </pic:spPr>
-                </pic:pic>
-              </a:graphicData>
-            </a:graphic>
-          </wp:inline>
-        </w:drawing>
-      </w:r>
-    </w:p>
-    <w:p>
-      <w:pPr>
-        <w:spacing w:before="240"/>
-      </w:pPr>
-      <w:r>
-        <w:rPr>
-          <w:b/>
-          <w:sz w:val="20"/>
-        </w:rPr>
-        <w:t xml:space="preserve">Figure 1. </w:t>
-      </w:r>
-      <w:r>
-        <w:rPr>
-          <w:sz w:val="20"/>
-        </w:rPr>
-        <w:t>Outpatient neuropathic pain drug prescribing per surgery by prefecture (unadjusted). Bars represent total neuropathic pain prescriptions (pregabalin + mirogabalin + duloxetine + tramadol + neurotropin) divided by inpatient surgical procedure count. Tohoku prefectures (red bars with red borders) cluster at the high end. Dashed line = national mean.</w:t>
-      </w:r>
-    </w:p>
-    <w:p/>
-    <w:p>
-      <w:pPr>
         <w:pStyle w:val="Heading2"/>
       </w:pPr>
       <w:r>
@@ -1359,64 +500,6 @@
     </w:p>
     <w:p>
       <w:pPr>
-        <w:jc w:val="center"/>
-      </w:pPr>
-      <w:r>
-        <w:drawing>
-          <wp:inline xmlns:a="http://schemas.openxmlformats.org/drawingml/2006/main" xmlns:pic="http://schemas.openxmlformats.org/drawingml/2006/picture">
-            <wp:extent cx="5029200" cy="4523868"/>
-            <wp:docPr id="2" name="Picture 2"/>
-            <wp:cNvGraphicFramePr>
-              <a:graphicFrameLocks noChangeAspect="1"/>
-            </wp:cNvGraphicFramePr>
-            <a:graphic>
-              <a:graphicData uri="http://schemas.openxmlformats.org/drawingml/2006/picture">
-                <pic:pic>
-                  <pic:nvPicPr>
-                    <pic:cNvPr id="0" name="fig2_confounder_correlations_en.png"/>
-                    <pic:cNvPicPr/>
-                  </pic:nvPicPr>
-                  <pic:blipFill>
-                    <a:blip r:embed="rId11"/>
-                    <a:stretch>
-                      <a:fillRect/>
-                    </a:stretch>
-                  </pic:blipFill>
-                  <pic:spPr>
-                    <a:xfrm>
-                      <a:off x="0" y="0"/>
-                      <a:ext cx="5029200" cy="4523868"/>
-                    </a:xfrm>
-                    <a:prstGeom prst="rect"/>
-                  </pic:spPr>
-                </pic:pic>
-              </a:graphicData>
-            </a:graphic>
-          </wp:inline>
-        </w:drawing>
-      </w:r>
-    </w:p>
-    <w:p>
-      <w:pPr>
-        <w:spacing w:before="240"/>
-      </w:pPr>
-      <w:r>
-        <w:rPr>
-          <w:b/>
-          <w:sz w:val="20"/>
-        </w:rPr>
-        <w:t xml:space="preserve">Figure 2. </w:t>
-      </w:r>
-      <w:r>
-        <w:rPr>
-          <w:sz w:val="20"/>
-        </w:rPr>
-        <w:t>Correlation between outpatient neuropathic pain drug prescribing and confounder disease proxies. Each dot represents one prefecture. Tohoku prefectures are marked with red borders. Diabetes drugs show the strongest correlation (r = 0.87).</w:t>
-      </w:r>
-    </w:p>
-    <w:p/>
-    <w:p>
-      <w:pPr>
         <w:pStyle w:val="Heading2"/>
       </w:pPr>
       <w:r>
@@ -1432,656 +515,11 @@
         <w:t>After adjustment for all four confounders, the Tohoku effect was attenuated and became nonsignificant in Model 2 (β = 32.6, P = 0.150). This was consistent across specifications: Model 3 (β = 15.7, P = 0.229), Model 4 (P = 0.863), and Model 5 (β = 31.5, P = 0.149; Table 2).</w:t>
       </w:r>
     </w:p>
-    <w:p/>
-    <w:p>
-      <w:r>
-        <w:rPr>
-          <w:b/>
-          <w:sz w:val="20"/>
-        </w:rPr>
-        <w:t xml:space="preserve">Table 2. </w:t>
-      </w:r>
-      <w:r>
-        <w:rPr>
-          <w:sz w:val="20"/>
-        </w:rPr>
-        <w:t>Phase 2: Regression models for outpatient neuropathic pain prescribing with Tohoku indicator and confounder adjustment.</w:t>
-      </w:r>
-    </w:p>
-    <w:tbl>
-      <w:tblPr>
-        <w:tblW w:type="auto" w:w="0"/>
-        <w:tblLook w:firstColumn="1" w:firstRow="1" w:lastColumn="0" w:lastRow="0" w:noHBand="0" w:noVBand="1" w:val="04A0"/>
-        <w:tblBorders>
-          <w:top w:val="single" w:sz="4" w:space="0" w:color="000000"/>
-          <w:left w:val="single" w:sz="4" w:space="0" w:color="000000"/>
-          <w:bottom w:val="single" w:sz="4" w:space="0" w:color="000000"/>
-          <w:right w:val="single" w:sz="4" w:space="0" w:color="000000"/>
-          <w:insideH w:val="single" w:sz="4" w:space="0" w:color="000000"/>
-          <w:insideV w:val="single" w:sz="4" w:space="0" w:color="000000"/>
-        </w:tblBorders>
-      </w:tblPr>
-      <w:tblGrid>
-        <w:gridCol w:w="1701"/>
-        <w:gridCol w:w="1701"/>
-        <w:gridCol w:w="1701"/>
-        <w:gridCol w:w="1701"/>
-        <w:gridCol w:w="1701"/>
-      </w:tblGrid>
-      <w:tr>
-        <w:tc>
-          <w:tcPr>
-            <w:tcW w:type="dxa" w:w="1701"/>
-          </w:tcPr>
-          <w:p>
-            <w:r>
-              <w:rPr>
-                <w:b/>
-                <w:sz w:val="18"/>
-              </w:rPr>
-              <w:t>Model</w:t>
-            </w:r>
-          </w:p>
-        </w:tc>
-        <w:tc>
-          <w:tcPr>
-            <w:tcW w:type="dxa" w:w="1701"/>
-          </w:tcPr>
-          <w:p>
-            <w:r>
-              <w:rPr>
-                <w:b/>
-                <w:sz w:val="18"/>
-              </w:rPr>
-              <w:t>Dependent variable</w:t>
-            </w:r>
-          </w:p>
-        </w:tc>
-        <w:tc>
-          <w:tcPr>
-            <w:tcW w:type="dxa" w:w="1701"/>
-          </w:tcPr>
-          <w:p>
-            <w:r>
-              <w:rPr>
-                <w:b/>
-                <w:sz w:val="18"/>
-              </w:rPr>
-              <w:t>Tohoku coefficient / effect size</w:t>
-            </w:r>
-          </w:p>
-        </w:tc>
-        <w:tc>
-          <w:tcPr>
-            <w:tcW w:type="dxa" w:w="1701"/>
-          </w:tcPr>
-          <w:p>
-            <w:r>
-              <w:rPr>
-                <w:b/>
-                <w:sz w:val="18"/>
-              </w:rPr>
-              <w:t>P value</w:t>
-            </w:r>
-          </w:p>
-        </w:tc>
-        <w:tc>
-          <w:tcPr>
-            <w:tcW w:type="dxa" w:w="1701"/>
-          </w:tcPr>
-          <w:p>
-            <w:r>
-              <w:rPr>
-                <w:b/>
-                <w:sz w:val="18"/>
-              </w:rPr>
-              <w:t>Significance</w:t>
-            </w:r>
-          </w:p>
-        </w:tc>
-      </w:tr>
-      <w:tr>
-        <w:tc>
-          <w:tcPr>
-            <w:tcW w:type="dxa" w:w="1701"/>
-          </w:tcPr>
-          <w:p>
-            <w:r>
-              <w:rPr>
-                <w:b/>
-                <w:sz w:val="18"/>
-              </w:rPr>
-              <w:t>Model 1</w:t>
-            </w:r>
-          </w:p>
-        </w:tc>
-        <w:tc>
-          <w:tcPr>
-            <w:tcW w:type="dxa" w:w="1701"/>
-          </w:tcPr>
-          <w:p>
-            <w:r>
-              <w:rPr>
-                <w:b/>
-                <w:sz w:val="18"/>
-              </w:rPr>
-              <w:t>Unadjusted t-test</w:t>
-            </w:r>
-          </w:p>
-        </w:tc>
-        <w:tc>
-          <w:tcPr>
-            <w:tcW w:type="dxa" w:w="1701"/>
-          </w:tcPr>
-          <w:p>
-            <w:r>
-              <w:rPr>
-                <w:b/>
-                <w:sz w:val="18"/>
-              </w:rPr>
-              <w:t>d = 2.806</w:t>
-            </w:r>
-          </w:p>
-        </w:tc>
-        <w:tc>
-          <w:tcPr>
-            <w:tcW w:type="dxa" w:w="1701"/>
-          </w:tcPr>
-          <w:p>
-            <w:r>
-              <w:rPr>
-                <w:b/>
-                <w:sz w:val="18"/>
-              </w:rPr>
-              <w:t>7.40e-08</w:t>
-            </w:r>
-          </w:p>
-        </w:tc>
-        <w:tc>
-          <w:tcPr>
-            <w:tcW w:type="dxa" w:w="1701"/>
-          </w:tcPr>
-          <w:p>
-            <w:r>
-              <w:rPr>
-                <w:b/>
-                <w:sz w:val="18"/>
-              </w:rPr>
-              <w:t>***</w:t>
-            </w:r>
-          </w:p>
-        </w:tc>
-      </w:tr>
-      <w:tr>
-        <w:tc>
-          <w:tcPr>
-            <w:tcW w:type="dxa" w:w="1701"/>
-          </w:tcPr>
-          <w:p>
-            <w:r>
-              <w:rPr>
-                <w:sz w:val="18"/>
-              </w:rPr>
-              <w:t>Model 2</w:t>
-            </w:r>
-          </w:p>
-        </w:tc>
-        <w:tc>
-          <w:tcPr>
-            <w:tcW w:type="dxa" w:w="1701"/>
-          </w:tcPr>
-          <w:p>
-            <w:r>
-              <w:rPr>
-                <w:sz w:val="18"/>
-              </w:rPr>
-              <w:t>Neuropathic pain drugs / surgery (fully adjusted)</w:t>
-            </w:r>
-          </w:p>
-        </w:tc>
-        <w:tc>
-          <w:tcPr>
-            <w:tcW w:type="dxa" w:w="1701"/>
-          </w:tcPr>
-          <w:p>
-            <w:r>
-              <w:rPr>
-                <w:sz w:val="18"/>
-              </w:rPr>
-              <w:t>β = 32.6</w:t>
-            </w:r>
-          </w:p>
-        </w:tc>
-        <w:tc>
-          <w:tcPr>
-            <w:tcW w:type="dxa" w:w="1701"/>
-          </w:tcPr>
-          <w:p>
-            <w:r>
-              <w:rPr>
-                <w:sz w:val="18"/>
-              </w:rPr>
-              <w:t>0.1501</w:t>
-            </w:r>
-          </w:p>
-        </w:tc>
-        <w:tc>
-          <w:tcPr>
-            <w:tcW w:type="dxa" w:w="1701"/>
-          </w:tcPr>
-          <w:p>
-            <w:r>
-              <w:rPr>
-                <w:sz w:val="18"/>
-              </w:rPr>
-              <w:t>ns</w:t>
-            </w:r>
-          </w:p>
-        </w:tc>
-      </w:tr>
-      <w:tr>
-        <w:tc>
-          <w:tcPr>
-            <w:tcW w:type="dxa" w:w="1701"/>
-          </w:tcPr>
-          <w:p>
-            <w:r>
-              <w:rPr>
-                <w:sz w:val="18"/>
-              </w:rPr>
-              <w:t>Model 3</w:t>
-            </w:r>
-          </w:p>
-        </w:tc>
-        <w:tc>
-          <w:tcPr>
-            <w:tcW w:type="dxa" w:w="1701"/>
-          </w:tcPr>
-          <w:p>
-            <w:r>
-              <w:rPr>
-                <w:sz w:val="18"/>
-              </w:rPr>
-              <w:t>Core neuropathic drugs (PGB+MGB) (fully adjusted)</w:t>
-            </w:r>
-          </w:p>
-        </w:tc>
-        <w:tc>
-          <w:tcPr>
-            <w:tcW w:type="dxa" w:w="1701"/>
-          </w:tcPr>
-          <w:p>
-            <w:r>
-              <w:rPr>
-                <w:sz w:val="18"/>
-              </w:rPr>
-              <w:t>β = 15.7</w:t>
-            </w:r>
-          </w:p>
-        </w:tc>
-        <w:tc>
-          <w:tcPr>
-            <w:tcW w:type="dxa" w:w="1701"/>
-          </w:tcPr>
-          <w:p>
-            <w:r>
-              <w:rPr>
-                <w:sz w:val="18"/>
-              </w:rPr>
-              <w:t>0.2292</w:t>
-            </w:r>
-          </w:p>
-        </w:tc>
-        <w:tc>
-          <w:tcPr>
-            <w:tcW w:type="dxa" w:w="1701"/>
-          </w:tcPr>
-          <w:p>
-            <w:r>
-              <w:rPr>
-                <w:sz w:val="18"/>
-              </w:rPr>
-              <w:t>ns</w:t>
-            </w:r>
-          </w:p>
-        </w:tc>
-      </w:tr>
-      <w:tr>
-        <w:tc>
-          <w:tcPr>
-            <w:tcW w:type="dxa" w:w="1701"/>
-          </w:tcPr>
-          <w:p>
-            <w:r>
-              <w:rPr>
-                <w:sz w:val="18"/>
-              </w:rPr>
-              <w:t>Model 4</w:t>
-            </w:r>
-          </w:p>
-        </w:tc>
-        <w:tc>
-          <w:tcPr>
-            <w:tcW w:type="dxa" w:w="1701"/>
-          </w:tcPr>
-          <w:p>
-            <w:r>
-              <w:rPr>
-                <w:sz w:val="18"/>
-              </w:rPr>
-              <w:t>Nerve blocks / surgery (fully adjusted)</w:t>
-            </w:r>
-          </w:p>
-        </w:tc>
-        <w:tc>
-          <w:tcPr>
-            <w:tcW w:type="dxa" w:w="1701"/>
-          </w:tcPr>
-          <w:p>
-            <w:r>
-              <w:rPr>
-                <w:sz w:val="18"/>
-              </w:rPr>
-              <w:t>β = 0.08</w:t>
-            </w:r>
-          </w:p>
-        </w:tc>
-        <w:tc>
-          <w:tcPr>
-            <w:tcW w:type="dxa" w:w="1701"/>
-          </w:tcPr>
-          <w:p>
-            <w:r>
-              <w:rPr>
-                <w:sz w:val="18"/>
-              </w:rPr>
-              <w:t>0.8631</w:t>
-            </w:r>
-          </w:p>
-        </w:tc>
-        <w:tc>
-          <w:tcPr>
-            <w:tcW w:type="dxa" w:w="1701"/>
-          </w:tcPr>
-          <w:p>
-            <w:r>
-              <w:rPr>
-                <w:sz w:val="18"/>
-              </w:rPr>
-              <w:t>ns</w:t>
-            </w:r>
-          </w:p>
-        </w:tc>
-      </w:tr>
-      <w:tr>
-        <w:tc>
-          <w:tcPr>
-            <w:tcW w:type="dxa" w:w="1701"/>
-          </w:tcPr>
-          <w:p>
-            <w:r>
-              <w:rPr>
-                <w:sz w:val="18"/>
-              </w:rPr>
-              <w:t>Model 5</w:t>
-            </w:r>
-          </w:p>
-        </w:tc>
-        <w:tc>
-          <w:tcPr>
-            <w:tcW w:type="dxa" w:w="1701"/>
-          </w:tcPr>
-          <w:p>
-            <w:r>
-              <w:rPr>
-                <w:sz w:val="18"/>
-              </w:rPr>
-              <w:t>Neuropathic pain drugs (acute + confounder adj.)</w:t>
-            </w:r>
-          </w:p>
-        </w:tc>
-        <w:tc>
-          <w:tcPr>
-            <w:tcW w:type="dxa" w:w="1701"/>
-          </w:tcPr>
-          <w:p>
-            <w:r>
-              <w:rPr>
-                <w:sz w:val="18"/>
-              </w:rPr>
-              <w:t>β = 31.5</w:t>
-            </w:r>
-          </w:p>
-        </w:tc>
-        <w:tc>
-          <w:tcPr>
-            <w:tcW w:type="dxa" w:w="1701"/>
-          </w:tcPr>
-          <w:p>
-            <w:r>
-              <w:rPr>
-                <w:sz w:val="18"/>
-              </w:rPr>
-              <w:t>0.1488</w:t>
-            </w:r>
-          </w:p>
-        </w:tc>
-        <w:tc>
-          <w:tcPr>
-            <w:tcW w:type="dxa" w:w="1701"/>
-          </w:tcPr>
-          <w:p>
-            <w:r>
-              <w:rPr>
-                <w:sz w:val="18"/>
-              </w:rPr>
-              <w:t>ns</w:t>
-            </w:r>
-          </w:p>
-        </w:tc>
-      </w:tr>
-      <w:tr>
-        <w:tc>
-          <w:tcPr>
-            <w:tcW w:type="dxa" w:w="1701"/>
-          </w:tcPr>
-          <w:p>
-            <w:r>
-              <w:rPr>
-                <w:sz w:val="18"/>
-              </w:rPr>
-              <w:t>Adj CPSP</w:t>
-            </w:r>
-          </w:p>
-        </w:tc>
-        <w:tc>
-          <w:tcPr>
-            <w:tcW w:type="dxa" w:w="1701"/>
-          </w:tcPr>
-          <w:p>
-            <w:r>
-              <w:rPr>
-                <w:sz w:val="18"/>
-              </w:rPr>
-              <w:t>Confounder-removed residual</w:t>
-            </w:r>
-          </w:p>
-        </w:tc>
-        <w:tc>
-          <w:tcPr>
-            <w:tcW w:type="dxa" w:w="1701"/>
-          </w:tcPr>
-          <w:p>
-            <w:r>
-              <w:rPr>
-                <w:sz w:val="18"/>
-              </w:rPr>
-              <w:t>d = 0.437</w:t>
-            </w:r>
-          </w:p>
-        </w:tc>
-        <w:tc>
-          <w:tcPr>
-            <w:tcW w:type="dxa" w:w="1701"/>
-          </w:tcPr>
-          <w:p>
-            <w:r>
-              <w:rPr>
-                <w:sz w:val="18"/>
-              </w:rPr>
-              <w:t>0.3230</w:t>
-            </w:r>
-          </w:p>
-        </w:tc>
-        <w:tc>
-          <w:tcPr>
-            <w:tcW w:type="dxa" w:w="1701"/>
-          </w:tcPr>
-          <w:p>
-            <w:r>
-              <w:rPr>
-                <w:sz w:val="18"/>
-              </w:rPr>
-              <w:t>ns</w:t>
-            </w:r>
-          </w:p>
-        </w:tc>
-      </w:tr>
-    </w:tbl>
-    <w:p>
-      <w:pPr>
-        <w:spacing w:before="80"/>
-      </w:pPr>
-      <w:r>
-        <w:rPr>
-          <w:i/>
-          <w:sz w:val="16"/>
-        </w:rPr>
-        <w:t>*** P &lt; 0.001; ns = not significant. Models 2–5: multiple linear regression with Tohoku indicator (binary) and confounder disease proxies. Adj CPSP: adjusted CPSP index derived as residuals from regressing neuropathic pain prescribing on four confounder proxies.</w:t>
-      </w:r>
-    </w:p>
-    <w:p/>
     <w:p>
       <w:r>
         <w:t>The adjusted CPSP index showed a dramatically different pattern from the unadjusted data (Fig. 3). The Tohoku mean shifted from markedly positive to a modest, nonsignificant excess (+12.4 vs -1.8; t = 0.999, P = 0.323; d = 0.44). Chugoku emerged as having the highest adjusted index, while Tokai had the lowest (Fig. 4).</w:t>
       </w:r>
     </w:p>
-    <w:p>
-      <w:pPr>
-        <w:jc w:val="center"/>
-      </w:pPr>
-      <w:r>
-        <w:drawing>
-          <wp:inline xmlns:a="http://schemas.openxmlformats.org/drawingml/2006/main" xmlns:pic="http://schemas.openxmlformats.org/drawingml/2006/picture">
-            <wp:extent cx="5029200" cy="2178266"/>
-            <wp:docPr id="3" name="Picture 3"/>
-            <wp:cNvGraphicFramePr>
-              <a:graphicFrameLocks noChangeAspect="1"/>
-            </wp:cNvGraphicFramePr>
-            <a:graphic>
-              <a:graphicData uri="http://schemas.openxmlformats.org/drawingml/2006/picture">
-                <pic:pic>
-                  <pic:nvPicPr>
-                    <pic:cNvPr id="0" name="fig3_adjusted_cpsp_index_en.png"/>
-                    <pic:cNvPicPr/>
-                  </pic:nvPicPr>
-                  <pic:blipFill>
-                    <a:blip r:embed="rId12"/>
-                    <a:stretch>
-                      <a:fillRect/>
-                    </a:stretch>
-                  </pic:blipFill>
-                  <pic:spPr>
-                    <a:xfrm>
-                      <a:off x="0" y="0"/>
-                      <a:ext cx="5029200" cy="2178266"/>
-                    </a:xfrm>
-                    <a:prstGeom prst="rect"/>
-                  </pic:spPr>
-                </pic:pic>
-              </a:graphicData>
-            </a:graphic>
-          </wp:inline>
-        </w:drawing>
-      </w:r>
-    </w:p>
-    <w:p>
-      <w:pPr>
-        <w:spacing w:before="240"/>
-      </w:pPr>
-      <w:r>
-        <w:rPr>
-          <w:b/>
-          <w:sz w:val="20"/>
-        </w:rPr>
-        <w:t xml:space="preserve">Figure 3. </w:t>
-      </w:r>
-      <w:r>
-        <w:rPr>
-          <w:sz w:val="20"/>
-        </w:rPr>
-        <w:t>Confounder-adjusted CPSP index by prefecture. Residuals from regressing neuropathic pain prescribing on diabetes drugs, herpes antivirals, antidepressants, and anxiolytics. Positive values indicate higher neuropathic pain prescribing than expected given confounding disease prevalence. Tohoku prefectures (red borders) are dispersed across the distribution after adjustment.</w:t>
-      </w:r>
-    </w:p>
-    <w:p/>
-    <w:p>
-      <w:pPr>
-        <w:jc w:val="center"/>
-      </w:pPr>
-      <w:r>
-        <w:drawing>
-          <wp:inline xmlns:a="http://schemas.openxmlformats.org/drawingml/2006/main" xmlns:pic="http://schemas.openxmlformats.org/drawingml/2006/picture">
-            <wp:extent cx="5029200" cy="2182483"/>
-            <wp:docPr id="4" name="Picture 4"/>
-            <wp:cNvGraphicFramePr>
-              <a:graphicFrameLocks noChangeAspect="1"/>
-            </wp:cNvGraphicFramePr>
-            <a:graphic>
-              <a:graphicData uri="http://schemas.openxmlformats.org/drawingml/2006/picture">
-                <pic:pic>
-                  <pic:nvPicPr>
-                    <pic:cNvPr id="0" name="fig4_region_unadj_vs_adj_en.png"/>
-                    <pic:cNvPicPr/>
-                  </pic:nvPicPr>
-                  <pic:blipFill>
-                    <a:blip r:embed="rId13"/>
-                    <a:stretch>
-                      <a:fillRect/>
-                    </a:stretch>
-                  </pic:blipFill>
-                  <pic:spPr>
-                    <a:xfrm>
-                      <a:off x="0" y="0"/>
-                      <a:ext cx="5029200" cy="2182483"/>
-                    </a:xfrm>
-                    <a:prstGeom prst="rect"/>
-                  </pic:spPr>
-                </pic:pic>
-              </a:graphicData>
-            </a:graphic>
-          </wp:inline>
-        </w:drawing>
-      </w:r>
-    </w:p>
-    <w:p>
-      <w:pPr>
-        <w:spacing w:before="240"/>
-      </w:pPr>
-      <w:r>
-        <w:rPr>
-          <w:b/>
-          <w:sz w:val="20"/>
-        </w:rPr>
-        <w:t xml:space="preserve">Figure 4. </w:t>
-      </w:r>
-      <w:r>
-        <w:rPr>
-          <w:sz w:val="20"/>
-        </w:rPr>
-        <w:t>Regional comparison of neuropathic pain prescribing: (a) unadjusted and (b) after confounder adjustment. Tohoku (red border) shifts from the highest region to mid-range after adjustment. Error bars represent standard deviation.</w:t>
-      </w:r>
-    </w:p>
-    <w:p/>
     <w:p>
       <w:pPr>
         <w:pStyle w:val="Heading2"/>
@@ -2099,387 +537,6 @@
         <w:t>Acute perioperative prescribing correlated positively with unadjusted neuropathic pain prescribing (r = 0.38, P = 0.008; Fig. 5a). After confounder adjustment, this was attenuated (r = 0.29, P = 0.052; Fig. 5b). In Model 5, acute pain index remained a significant predictor (β = 1.90, P = 0.044), while the Tohoku effect remained nonsignificant (β = 31.5, P = 0.149). A comprehensive Z-score heatmap confirmed the heterogeneous multi-variable pattern (Supplementary Fig. 1). After adjustment, the Tohoku effect was attenuated by 84% and became nonsignificant (Table 3).</w:t>
       </w:r>
     </w:p>
-    <w:p>
-      <w:pPr>
-        <w:jc w:val="center"/>
-      </w:pPr>
-      <w:r>
-        <w:drawing>
-          <wp:inline xmlns:a="http://schemas.openxmlformats.org/drawingml/2006/main" xmlns:pic="http://schemas.openxmlformats.org/drawingml/2006/picture">
-            <wp:extent cx="5029200" cy="2251465"/>
-            <wp:docPr id="5" name="Picture 5"/>
-            <wp:cNvGraphicFramePr>
-              <a:graphicFrameLocks noChangeAspect="1"/>
-            </wp:cNvGraphicFramePr>
-            <a:graphic>
-              <a:graphicData uri="http://schemas.openxmlformats.org/drawingml/2006/picture">
-                <pic:pic>
-                  <pic:nvPicPr>
-                    <pic:cNvPr id="0" name="fig5_phase1_vs_phase2_en.png"/>
-                    <pic:cNvPicPr/>
-                  </pic:nvPicPr>
-                  <pic:blipFill>
-                    <a:blip r:embed="rId14"/>
-                    <a:stretch>
-                      <a:fillRect/>
-                    </a:stretch>
-                  </pic:blipFill>
-                  <pic:spPr>
-                    <a:xfrm>
-                      <a:off x="0" y="0"/>
-                      <a:ext cx="5029200" cy="2251465"/>
-                    </a:xfrm>
-                    <a:prstGeom prst="rect"/>
-                  </pic:spPr>
-                </pic:pic>
-              </a:graphicData>
-            </a:graphic>
-          </wp:inline>
-        </w:drawing>
-      </w:r>
-    </w:p>
-    <w:p>
-      <w:pPr>
-        <w:spacing w:before="240"/>
-      </w:pPr>
-      <w:r>
-        <w:rPr>
-          <w:b/>
-          <w:sz w:val="20"/>
-        </w:rPr>
-        <w:t xml:space="preserve">Figure 5. </w:t>
-      </w:r>
-      <w:r>
-        <w:rPr>
-          <w:sz w:val="20"/>
-        </w:rPr>
-        <w:t>Integration of Phase 1 (acute perioperative analgesic prescribing) and Phase 2 (outpatient neuropathic pain prescribing as CPSP proxy). (a) Unadjusted: positive correlation (r = 0.38, P = 0.008). (b) Confounder-adjusted: attenuated correlation (r = 0.29, P = 0.052). Tohoku prefectures (red borders) cluster in the upper-right quadrant.</w:t>
-      </w:r>
-    </w:p>
-    <w:p/>
-    <w:p/>
-    <w:p>
-      <w:r>
-        <w:rPr>
-          <w:b/>
-          <w:sz w:val="20"/>
-        </w:rPr>
-        <w:t xml:space="preserve">Table 3. </w:t>
-      </w:r>
-      <w:r>
-        <w:rPr>
-          <w:sz w:val="20"/>
-        </w:rPr>
-        <w:t>Effect of confounder adjustment on Tohoku regional indicators.</w:t>
-      </w:r>
-    </w:p>
-    <w:tbl>
-      <w:tblPr>
-        <w:tblW w:type="auto" w:w="0"/>
-        <w:tblLook w:firstColumn="1" w:firstRow="1" w:lastColumn="0" w:lastRow="0" w:noHBand="0" w:noVBand="1" w:val="04A0"/>
-        <w:tblBorders>
-          <w:top w:val="single" w:sz="4" w:space="0" w:color="000000"/>
-          <w:left w:val="single" w:sz="4" w:space="0" w:color="000000"/>
-          <w:bottom w:val="single" w:sz="4" w:space="0" w:color="000000"/>
-          <w:right w:val="single" w:sz="4" w:space="0" w:color="000000"/>
-          <w:insideH w:val="single" w:sz="4" w:space="0" w:color="000000"/>
-          <w:insideV w:val="single" w:sz="4" w:space="0" w:color="000000"/>
-        </w:tblBorders>
-      </w:tblPr>
-      <w:tblGrid>
-        <w:gridCol w:w="1701"/>
-        <w:gridCol w:w="1701"/>
-        <w:gridCol w:w="1701"/>
-        <w:gridCol w:w="1701"/>
-        <w:gridCol w:w="1701"/>
-      </w:tblGrid>
-      <w:tr>
-        <w:tc>
-          <w:tcPr>
-            <w:tcW w:type="dxa" w:w="1701"/>
-          </w:tcPr>
-          <w:p>
-            <w:r>
-              <w:rPr>
-                <w:b/>
-                <w:sz w:val="18"/>
-              </w:rPr>
-              <w:t>Metric</w:t>
-            </w:r>
-          </w:p>
-        </w:tc>
-        <w:tc>
-          <w:tcPr>
-            <w:tcW w:type="dxa" w:w="1701"/>
-          </w:tcPr>
-          <w:p>
-            <w:r>
-              <w:rPr>
-                <w:b/>
-                <w:sz w:val="18"/>
-              </w:rPr>
-              <w:t>Unadjusted</w:t>
-            </w:r>
-          </w:p>
-        </w:tc>
-        <w:tc>
-          <w:tcPr>
-            <w:tcW w:type="dxa" w:w="1701"/>
-          </w:tcPr>
-          <w:p>
-            <w:r>
-              <w:rPr>
-                <w:b/>
-                <w:sz w:val="18"/>
-              </w:rPr>
-              <w:t>Confounder-adjusted</w:t>
-            </w:r>
-          </w:p>
-        </w:tc>
-        <w:tc>
-          <w:tcPr>
-            <w:tcW w:type="dxa" w:w="1701"/>
-          </w:tcPr>
-          <w:p>
-            <w:r>
-              <w:rPr>
-                <w:b/>
-                <w:sz w:val="18"/>
-              </w:rPr>
-              <w:t>Change</w:t>
-            </w:r>
-          </w:p>
-        </w:tc>
-        <w:tc>
-          <w:tcPr>
-            <w:tcW w:type="dxa" w:w="1701"/>
-          </w:tcPr>
-          <w:p>
-            <w:r>
-              <w:rPr>
-                <w:b/>
-                <w:sz w:val="18"/>
-              </w:rPr>
-              <w:t>Interpretation</w:t>
-            </w:r>
-          </w:p>
-        </w:tc>
-      </w:tr>
-      <w:tr>
-        <w:tc>
-          <w:tcPr>
-            <w:tcW w:type="dxa" w:w="1701"/>
-          </w:tcPr>
-          <w:p>
-            <w:r>
-              <w:rPr>
-                <w:sz w:val="18"/>
-              </w:rPr>
-              <w:t>Cohen's d (Tohoku vs rest)</w:t>
-            </w:r>
-          </w:p>
-        </w:tc>
-        <w:tc>
-          <w:tcPr>
-            <w:tcW w:type="dxa" w:w="1701"/>
-          </w:tcPr>
-          <w:p>
-            <w:r>
-              <w:rPr>
-                <w:sz w:val="18"/>
-              </w:rPr>
-              <w:t>2.806 (P &lt; 0.001)</w:t>
-            </w:r>
-          </w:p>
-        </w:tc>
-        <w:tc>
-          <w:tcPr>
-            <w:tcW w:type="dxa" w:w="1701"/>
-          </w:tcPr>
-          <w:p>
-            <w:r>
-              <w:rPr>
-                <w:sz w:val="18"/>
-              </w:rPr>
-              <w:t>0.437 (P = 0.323)</w:t>
-            </w:r>
-          </w:p>
-        </w:tc>
-        <w:tc>
-          <w:tcPr>
-            <w:tcW w:type="dxa" w:w="1701"/>
-          </w:tcPr>
-          <w:p>
-            <w:r>
-              <w:rPr>
-                <w:sz w:val="18"/>
-              </w:rPr>
-              <w:t>84% attenuation</w:t>
-            </w:r>
-          </w:p>
-        </w:tc>
-        <w:tc>
-          <w:tcPr>
-            <w:tcW w:type="dxa" w:w="1701"/>
-          </w:tcPr>
-          <w:p>
-            <w:r>
-              <w:rPr>
-                <w:sz w:val="18"/>
-              </w:rPr>
-              <w:t>Large → Small effect</w:t>
-            </w:r>
-          </w:p>
-        </w:tc>
-      </w:tr>
-      <w:tr>
-        <w:tc>
-          <w:tcPr>
-            <w:tcW w:type="dxa" w:w="1701"/>
-          </w:tcPr>
-          <w:p>
-            <w:r>
-              <w:rPr>
-                <w:sz w:val="18"/>
-              </w:rPr>
-              <w:t>Tohoku mean index</w:t>
-            </w:r>
-          </w:p>
-        </w:tc>
-        <w:tc>
-          <w:tcPr>
-            <w:tcW w:type="dxa" w:w="1701"/>
-          </w:tcPr>
-          <w:p>
-            <w:r>
-              <w:rPr>
-                <w:sz w:val="18"/>
-              </w:rPr>
-              <w:t>432.8</w:t>
-            </w:r>
-          </w:p>
-        </w:tc>
-        <w:tc>
-          <w:tcPr>
-            <w:tcW w:type="dxa" w:w="1701"/>
-          </w:tcPr>
-          <w:p>
-            <w:r>
-              <w:rPr>
-                <w:sz w:val="18"/>
-              </w:rPr>
-              <w:t>+12.4 (residual)</w:t>
-            </w:r>
-          </w:p>
-        </w:tc>
-        <w:tc>
-          <w:tcPr>
-            <w:tcW w:type="dxa" w:w="1701"/>
-          </w:tcPr>
-          <w:p>
-            <w:r>
-              <w:rPr>
-                <w:sz w:val="18"/>
-              </w:rPr>
-              <w:t>—</w:t>
-            </w:r>
-          </w:p>
-        </w:tc>
-        <w:tc>
-          <w:tcPr>
-            <w:tcW w:type="dxa" w:w="1701"/>
-          </w:tcPr>
-          <w:p>
-            <w:r>
-              <w:rPr>
-                <w:sz w:val="18"/>
-              </w:rPr>
-              <w:t>Excess largely explained by confounders</w:t>
-            </w:r>
-          </w:p>
-        </w:tc>
-      </w:tr>
-      <w:tr>
-        <w:tc>
-          <w:tcPr>
-            <w:tcW w:type="dxa" w:w="1701"/>
-          </w:tcPr>
-          <w:p>
-            <w:r>
-              <w:rPr>
-                <w:sz w:val="18"/>
-              </w:rPr>
-              <w:t>Non-Tohoku mean index</w:t>
-            </w:r>
-          </w:p>
-        </w:tc>
-        <w:tc>
-          <w:tcPr>
-            <w:tcW w:type="dxa" w:w="1701"/>
-          </w:tcPr>
-          <w:p>
-            <w:r>
-              <w:rPr>
-                <w:sz w:val="18"/>
-              </w:rPr>
-              <w:t>282.5</w:t>
-            </w:r>
-          </w:p>
-        </w:tc>
-        <w:tc>
-          <w:tcPr>
-            <w:tcW w:type="dxa" w:w="1701"/>
-          </w:tcPr>
-          <w:p>
-            <w:r>
-              <w:rPr>
-                <w:sz w:val="18"/>
-              </w:rPr>
-              <w:t>-1.8 (residual)</w:t>
-            </w:r>
-          </w:p>
-        </w:tc>
-        <w:tc>
-          <w:tcPr>
-            <w:tcW w:type="dxa" w:w="1701"/>
-          </w:tcPr>
-          <w:p>
-            <w:r>
-              <w:rPr>
-                <w:sz w:val="18"/>
-              </w:rPr>
-              <w:t>—</w:t>
-            </w:r>
-          </w:p>
-        </w:tc>
-        <w:tc>
-          <w:tcPr>
-            <w:tcW w:type="dxa" w:w="1701"/>
-          </w:tcPr>
-          <w:p>
-            <w:r>
-              <w:rPr>
-                <w:sz w:val="18"/>
-              </w:rPr>
-              <w:t>Reference group</w:t>
-            </w:r>
-          </w:p>
-        </w:tc>
-      </w:tr>
-    </w:tbl>
-    <w:p>
-      <w:pPr>
-        <w:spacing w:before="80"/>
-      </w:pPr>
-      <w:r>
-        <w:rPr>
-          <w:i/>
-          <w:sz w:val="16"/>
-        </w:rPr>
-        <w:t>Confounders: oral hypoglycemic agents (diabetes proxy), herpes zoster antivirals, antidepressants (excluding duloxetine), and anxiolytics. Adjustment reduced the Tohoku effect by 84% and rendered it nonsignificant.</w:t>
-      </w:r>
-    </w:p>
-    <w:p/>
     <w:p>
       <w:pPr>
         <w:pStyle w:val="Heading1"/>
@@ -2884,6 +941,128 @@
           <w:rFonts w:ascii="Times New Roman" w:hAnsi="Times New Roman"/>
           <w:color w:val="000000"/>
         </w:rPr>
+        <w:t>Table legends</w:t>
+      </w:r>
+    </w:p>
+    <w:p>
+      <w:r>
+        <w:rPr>
+          <w:b/>
+        </w:rPr>
+        <w:t xml:space="preserve">Table 1. </w:t>
+      </w:r>
+      <w:r>
+        <w:t>Phase 1: Regional summary of inpatient analgesic prescribing per surgery across nine regional blocks. Values represent the analgesic-per-surgery index: total inpatient analgesic prescription units divided by total inpatient surgical procedure count for each prefecture. Kruskal–Wallis test across nine regions: P &lt; 0.001.</w:t>
+      </w:r>
+    </w:p>
+    <w:p>
+      <w:r>
+        <w:rPr>
+          <w:b/>
+        </w:rPr>
+        <w:t xml:space="preserve">Table 2. </w:t>
+      </w:r>
+      <w:r>
+        <w:t>Phase 2: Regression models for outpatient neuropathic pain prescribing with Tohoku indicator and confounder adjustment. *** P &lt; 0.001; ns = not significant. Models 2–5: multiple linear regression with Tohoku indicator (binary) and confounder disease proxies. Adj CPSP: adjusted CPSP index derived as residuals from regressing neuropathic pain prescribing on four confounder proxies.</w:t>
+      </w:r>
+    </w:p>
+    <w:p>
+      <w:r>
+        <w:rPr>
+          <w:b/>
+        </w:rPr>
+        <w:t xml:space="preserve">Table 3. </w:t>
+      </w:r>
+      <w:r>
+        <w:t>Effect of confounder adjustment on Tohoku regional indicators. Confounders: oral hypoglycemic agents (diabetes proxy), herpes zoster antivirals, antidepressants (excluding duloxetine), and anxiolytics.</w:t>
+      </w:r>
+    </w:p>
+    <w:p>
+      <w:r>
+        <w:br w:type="page"/>
+      </w:r>
+    </w:p>
+    <w:p>
+      <w:pPr>
+        <w:pStyle w:val="Heading1"/>
+      </w:pPr>
+      <w:r>
+        <w:rPr>
+          <w:rFonts w:ascii="Times New Roman" w:hAnsi="Times New Roman"/>
+          <w:color w:val="000000"/>
+        </w:rPr>
+        <w:t>Figure legends</w:t>
+      </w:r>
+    </w:p>
+    <w:p>
+      <w:r>
+        <w:rPr>
+          <w:b/>
+        </w:rPr>
+        <w:t xml:space="preserve">Figure 1. </w:t>
+      </w:r>
+      <w:r>
+        <w:t>Outpatient neuropathic pain drug prescribing per surgery by prefecture (unadjusted). Bars represent total neuropathic pain prescriptions (pregabalin + mirogabalin + duloxetine + tramadol + neurotropin) divided by inpatient surgical procedure count. Tohoku prefectures (red bars with red borders) cluster at the high end. Dashed line = national mean.</w:t>
+      </w:r>
+    </w:p>
+    <w:p>
+      <w:r>
+        <w:rPr>
+          <w:b/>
+        </w:rPr>
+        <w:t xml:space="preserve">Figure 2. </w:t>
+      </w:r>
+      <w:r>
+        <w:t>Correlation between outpatient neuropathic pain drug prescribing and confounder disease proxies. Each dot represents one prefecture. Tohoku prefectures are marked with red borders. Diabetes drugs show the strongest correlation (r = 0.87).</w:t>
+      </w:r>
+    </w:p>
+    <w:p>
+      <w:r>
+        <w:rPr>
+          <w:b/>
+        </w:rPr>
+        <w:t xml:space="preserve">Figure 3. </w:t>
+      </w:r>
+      <w:r>
+        <w:t>Confounder-adjusted CPSP index by prefecture. Residuals from regressing neuropathic pain prescribing on diabetes drugs, herpes antivirals, antidepressants, and anxiolytics. Positive values indicate higher neuropathic pain prescribing than expected given confounding disease prevalence. Tohoku prefectures (red borders) are dispersed across the distribution after adjustment.</w:t>
+      </w:r>
+    </w:p>
+    <w:p>
+      <w:r>
+        <w:rPr>
+          <w:b/>
+        </w:rPr>
+        <w:t xml:space="preserve">Figure 4. </w:t>
+      </w:r>
+      <w:r>
+        <w:t>Regional comparison of neuropathic pain prescribing: (a) unadjusted and (b) after confounder adjustment. Tohoku (red border) shifts from the highest region to mid-range after adjustment. Error bars represent standard deviation.</w:t>
+      </w:r>
+    </w:p>
+    <w:p>
+      <w:r>
+        <w:rPr>
+          <w:b/>
+        </w:rPr>
+        <w:t xml:space="preserve">Figure 5. </w:t>
+      </w:r>
+      <w:r>
+        <w:t>Integration of Phase 1 (acute perioperative analgesic prescribing) and Phase 2 (outpatient neuropathic pain prescribing as CPSP proxy). (a) Unadjusted: positive correlation (r = 0.38, P = 0.008). (b) Confounder-adjusted: attenuated correlation (r = 0.29, P = 0.052). Tohoku prefectures (red borders) cluster in the upper-right quadrant.</w:t>
+      </w:r>
+    </w:p>
+    <w:p>
+      <w:r>
+        <w:br w:type="page"/>
+      </w:r>
+    </w:p>
+    <w:p>
+      <w:pPr>
+        <w:pStyle w:val="Heading1"/>
+      </w:pPr>
+      <w:r>
+        <w:rPr>
+          <w:rFonts w:ascii="Times New Roman" w:hAnsi="Times New Roman"/>
+          <w:color w:val="000000"/>
+        </w:rPr>
         <w:t>Supplementary material</w:t>
       </w:r>
     </w:p>
